--- a/digital literacy/task-4-email-etiquette/email Etiquette.docx
+++ b/digital literacy/task-4-email-etiquette/email Etiquette.docx
@@ -70,372 +70,132 @@
       </w:pPr>
       <w:r>
         <w:rPr>
-          <w:noProof/>
-          <w:color w:val="4C94D8" w:themeColor="text2" w:themeTint="80"/>
-          <w:sz w:val="36"/>
-          <w:szCs w:val="36"/>
-        </w:rPr>
-        <mc:AlternateContent>
-          <mc:Choice Requires="wps">
-            <w:drawing>
-              <wp:anchor distT="91440" distB="91440" distL="114300" distR="114300" simplePos="0" relativeHeight="251658240" behindDoc="0" locked="0" layoutInCell="1" allowOverlap="1" wp14:anchorId="7986DB07" wp14:editId="15BD8B61">
-                <wp:simplePos x="0" y="0"/>
-                <wp:positionH relativeFrom="margin">
-                  <wp:align>center</wp:align>
-                </wp:positionH>
-                <wp:positionV relativeFrom="paragraph">
-                  <wp:posOffset>1083401</wp:posOffset>
-                </wp:positionV>
-                <wp:extent cx="7369175" cy="4572000"/>
-                <wp:effectExtent l="0" t="0" r="0" b="0"/>
-                <wp:wrapSquare wrapText="bothSides"/>
-                <wp:docPr id="206" name="Text Box 2"/>
-                <wp:cNvGraphicFramePr>
-                  <a:graphicFrameLocks xmlns:a="http://schemas.openxmlformats.org/drawingml/2006/main"/>
-                </wp:cNvGraphicFramePr>
-                <a:graphic xmlns:a="http://schemas.openxmlformats.org/drawingml/2006/main">
-                  <a:graphicData uri="http://schemas.microsoft.com/office/word/2010/wordprocessingShape">
-                    <wps:wsp>
-                      <wps:cNvSpPr txBox="1">
-                        <a:spLocks noChangeArrowheads="1"/>
-                      </wps:cNvSpPr>
-                      <wps:spPr bwMode="auto">
-                        <a:xfrm>
-                          <a:off x="0" y="0"/>
-                          <a:ext cx="7369175" cy="4572000"/>
-                        </a:xfrm>
-                        <a:prstGeom prst="rect">
-                          <a:avLst/>
-                        </a:prstGeom>
-                        <a:noFill/>
-                        <a:ln w="9525">
-                          <a:noFill/>
-                          <a:miter lim="800000"/>
-                          <a:headEnd/>
-                          <a:tailEnd/>
-                        </a:ln>
-                      </wps:spPr>
-                      <wps:txbx>
-                        <w:txbxContent>
-                          <w:p>
-                            <w:pPr>
-                              <w:spacing w:after="0"/>
-                              <w:rPr>
-                                <w:color w:val="171717" w:themeColor="background2" w:themeShade="1A"/>
-                                <w:sz w:val="36"/>
-                                <w:szCs w:val="36"/>
-                              </w:rPr>
-                            </w:pPr>
-                            <w:r>
-                              <w:rPr>
-                                <w:color w:val="171717" w:themeColor="background2" w:themeShade="1A"/>
-                                <w:sz w:val="36"/>
-                                <w:szCs w:val="36"/>
-                              </w:rPr>
-                              <w:t>Dear Professor,</w:t>
-                            </w:r>
-                          </w:p>
-                          <w:p>
-                            <w:pPr>
-                              <w:spacing w:after="0"/>
-                              <w:rPr>
-                                <w:color w:val="171717" w:themeColor="background2" w:themeShade="1A"/>
-                                <w:sz w:val="36"/>
-                                <w:szCs w:val="36"/>
-                              </w:rPr>
-                            </w:pPr>
-                            <w:r>
-                              <w:rPr>
-                                <w:color w:val="171717" w:themeColor="background2" w:themeShade="1A"/>
-                                <w:sz w:val="36"/>
-                                <w:szCs w:val="36"/>
-                              </w:rPr>
-                              <w:t>I hope you are doing well. I am writing to request a short extension for the submission of my assignment due on 26.03.2026. Unfortunately, I have been facing some unforeseen personal and academic challenges, which have affected my ability to complete the assignment on time.</w:t>
-                            </w:r>
-                          </w:p>
-                          <w:p>
-                            <w:pPr>
-                              <w:spacing w:after="0"/>
-                              <w:rPr>
-                                <w:color w:val="171717" w:themeColor="background2" w:themeShade="1A"/>
-                                <w:sz w:val="36"/>
-                                <w:szCs w:val="36"/>
-                              </w:rPr>
-                            </w:pPr>
-                            <w:r>
-                              <w:rPr>
-                                <w:color w:val="171717" w:themeColor="background2" w:themeShade="1A"/>
-                                <w:sz w:val="36"/>
-                                <w:szCs w:val="36"/>
-                              </w:rPr>
-                              <w:t>I sincerely apologize for any inconvenience caused. I am committed to maintaining the quality of my work and would greatly appreciate it if you could grant me an extension of a few days to complete the assignment properly.</w:t>
-                            </w:r>
-                          </w:p>
-                          <w:p>
-                            <w:pPr>
-                              <w:spacing w:after="0"/>
-                              <w:rPr>
-                                <w:color w:val="171717" w:themeColor="background2" w:themeShade="1A"/>
-                                <w:sz w:val="36"/>
-                                <w:szCs w:val="36"/>
-                              </w:rPr>
-                            </w:pPr>
-                            <w:r>
-                              <w:rPr>
-                                <w:color w:val="171717" w:themeColor="background2" w:themeShade="1A"/>
-                                <w:sz w:val="36"/>
-                                <w:szCs w:val="36"/>
-                              </w:rPr>
-                              <w:t>Thank you for your understanding and consideration.</w:t>
-                            </w:r>
-                          </w:p>
-                          <w:p>
-                            <w:pPr>
-                              <w:spacing w:after="0"/>
-                              <w:rPr>
-                                <w:color w:val="171717" w:themeColor="background2" w:themeShade="1A"/>
-                                <w:sz w:val="36"/>
-                                <w:szCs w:val="36"/>
-                              </w:rPr>
-                            </w:pPr>
-                            <w:r>
-                              <w:rPr>
-                                <w:color w:val="171717" w:themeColor="background2" w:themeShade="1A"/>
-                                <w:sz w:val="36"/>
-                                <w:szCs w:val="36"/>
-                              </w:rPr>
-                              <w:t>Yours sincerely,</w:t>
-                            </w:r>
-                            <w:r>
-                              <w:rPr>
-                                <w:color w:val="171717" w:themeColor="background2" w:themeShade="1A"/>
-                                <w:sz w:val="36"/>
-                                <w:szCs w:val="36"/>
-                              </w:rPr>
-                              <w:br/>
-                              <w:t>Bhashkar Kumar Pandey</w:t>
-                            </w:r>
-                            <w:r>
-                              <w:rPr>
-                                <w:color w:val="171717" w:themeColor="background2" w:themeShade="1A"/>
-                                <w:sz w:val="36"/>
-                                <w:szCs w:val="36"/>
-                              </w:rPr>
-                              <w:br/>
-                              <w:t>CSE Department</w:t>
-                            </w:r>
-                          </w:p>
-                          <w:p>
-                            <w:pPr>
-                              <w:pBdr>
-                                <w:top w:val="single" w:sz="36" w:space="0" w:color="000000" w:themeColor="text1"/>
-                                <w:bottom w:val="single" w:sz="18" w:space="6" w:color="8DD873" w:themeColor="accent6" w:themeTint="99"/>
-                              </w:pBdr>
-                              <w:spacing w:after="0"/>
-                              <w:rPr>
-                                <w:rStyle w:val="PlaceholderText"/>
-                                <w:i/>
-                                <w:iCs/>
-                                <w:color w:val="404040" w:themeColor="text1" w:themeTint="BF"/>
-                                <w:sz w:val="27"/>
-                                <w:szCs w:val="27"/>
-                              </w:rPr>
-                            </w:pPr>
-                          </w:p>
-                        </w:txbxContent>
-                      </wps:txbx>
-                      <wps:bodyPr rot="0" vert="horz" wrap="square" lIns="91440" tIns="45720" rIns="91440" bIns="45720" anchor="t" anchorCtr="0">
-                        <a:noAutofit/>
-                      </wps:bodyPr>
-                    </wps:wsp>
-                  </a:graphicData>
-                </a:graphic>
-                <wp14:sizeRelH relativeFrom="margin">
-                  <wp14:pctWidth>0</wp14:pctWidth>
-                </wp14:sizeRelH>
-                <wp14:sizeRelV relativeFrom="margin">
-                  <wp14:pctHeight>0</wp14:pctHeight>
-                </wp14:sizeRelV>
-              </wp:anchor>
-            </w:drawing>
-          </mc:Choice>
-          <mc:Fallback>
-            <w:pict>
-              <v:shapetype w14:anchorId="7986DB07" id="_x0000_t202" coordsize="21600,21600" o:spt="202" path="m,l,21600r21600,l21600,xe">
-                <v:stroke joinstyle="miter"/>
-                <v:path gradientshapeok="t" o:connecttype="rect"/>
-              </v:shapetype>
-              <v:shape id="Text Box 2" o:spid="_x0000_s1026" type="#_x0000_t202" style="position:absolute;left:0;text-align:left;margin-left:0;margin-top:85.3pt;width:580.25pt;height:5in;z-index:251658240;visibility:visible;mso-wrap-style:square;mso-width-percent:0;mso-height-percent:0;mso-wrap-distance-left:9pt;mso-wrap-distance-top:7.2pt;mso-wrap-distance-right:9pt;mso-wrap-distance-bottom:7.2pt;mso-position-horizontal:center;mso-position-horizontal-relative:margin;mso-position-vertical:absolute;mso-position-vertical-relative:text;mso-width-percent:0;mso-height-percent:0;mso-width-relative:margin;mso-height-relative:margin;v-text-anchor:top" o:gfxdata="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" filled="f" stroked="f">
-                <v:textbox>
-                  <w:txbxContent>
-                    <w:p>
-                      <w:pPr>
-                        <w:spacing w:after="0"/>
-                        <w:rPr>
-                          <w:color w:val="171717" w:themeColor="background2" w:themeShade="1A"/>
-                          <w:sz w:val="36"/>
-                          <w:szCs w:val="36"/>
-                        </w:rPr>
-                      </w:pPr>
-                      <w:r>
-                        <w:rPr>
-                          <w:color w:val="171717" w:themeColor="background2" w:themeShade="1A"/>
-                          <w:sz w:val="36"/>
-                          <w:szCs w:val="36"/>
-                        </w:rPr>
-                        <w:t>Dear Professor,</w:t>
-                      </w:r>
-                    </w:p>
-                    <w:p>
-                      <w:pPr>
-                        <w:spacing w:after="0"/>
-                        <w:rPr>
-                          <w:color w:val="171717" w:themeColor="background2" w:themeShade="1A"/>
-                          <w:sz w:val="36"/>
-                          <w:szCs w:val="36"/>
-                        </w:rPr>
-                      </w:pPr>
-                      <w:r>
-                        <w:rPr>
-                          <w:color w:val="171717" w:themeColor="background2" w:themeShade="1A"/>
-                          <w:sz w:val="36"/>
-                          <w:szCs w:val="36"/>
-                        </w:rPr>
-                        <w:t>I hope you are doing well. I am writing to request a short extension for the submission of my assignment due on 26.03.2026. Unfortunately, I have been facing some unforeseen personal and academic challenges, which have affected my ability to complete the assignment on time.</w:t>
-                      </w:r>
-                    </w:p>
-                    <w:p>
-                      <w:pPr>
-                        <w:spacing w:after="0"/>
-                        <w:rPr>
-                          <w:color w:val="171717" w:themeColor="background2" w:themeShade="1A"/>
-                          <w:sz w:val="36"/>
-                          <w:szCs w:val="36"/>
-                        </w:rPr>
-                      </w:pPr>
-                      <w:r>
-                        <w:rPr>
-                          <w:color w:val="171717" w:themeColor="background2" w:themeShade="1A"/>
-                          <w:sz w:val="36"/>
-                          <w:szCs w:val="36"/>
-                        </w:rPr>
-                        <w:t>I sincerely apologize for any inconvenience caused. I am committed to maintaining the quality of my work and would greatly appreciate it if you could grant me an extension of a few days to complete the assignment properly.</w:t>
-                      </w:r>
-                    </w:p>
-                    <w:p>
-                      <w:pPr>
-                        <w:spacing w:after="0"/>
-                        <w:rPr>
-                          <w:color w:val="171717" w:themeColor="background2" w:themeShade="1A"/>
-                          <w:sz w:val="36"/>
-                          <w:szCs w:val="36"/>
-                        </w:rPr>
-                      </w:pPr>
-                      <w:r>
-                        <w:rPr>
-                          <w:color w:val="171717" w:themeColor="background2" w:themeShade="1A"/>
-                          <w:sz w:val="36"/>
-                          <w:szCs w:val="36"/>
-                        </w:rPr>
-                        <w:t>Thank you for your understanding and consideration.</w:t>
-                      </w:r>
-                    </w:p>
-                    <w:p>
-                      <w:pPr>
-                        <w:spacing w:after="0"/>
-                        <w:rPr>
-                          <w:color w:val="171717" w:themeColor="background2" w:themeShade="1A"/>
-                          <w:sz w:val="36"/>
-                          <w:szCs w:val="36"/>
-                        </w:rPr>
-                      </w:pPr>
-                      <w:r>
-                        <w:rPr>
-                          <w:color w:val="171717" w:themeColor="background2" w:themeShade="1A"/>
-                          <w:sz w:val="36"/>
-                          <w:szCs w:val="36"/>
-                        </w:rPr>
-                        <w:t>Yours sincerely,</w:t>
-                      </w:r>
-                      <w:r>
-                        <w:rPr>
-                          <w:color w:val="171717" w:themeColor="background2" w:themeShade="1A"/>
-                          <w:sz w:val="36"/>
-                          <w:szCs w:val="36"/>
-                        </w:rPr>
-                        <w:br/>
-                        <w:t>Bhashkar Kumar Pandey</w:t>
-                      </w:r>
-                      <w:r>
-                        <w:rPr>
-                          <w:color w:val="171717" w:themeColor="background2" w:themeShade="1A"/>
-                          <w:sz w:val="36"/>
-                          <w:szCs w:val="36"/>
-                        </w:rPr>
-                        <w:br/>
-                        <w:t>CSE Department</w:t>
-                      </w:r>
-                    </w:p>
-                    <w:p>
-                      <w:pPr>
-                        <w:pBdr>
-                          <w:top w:val="single" w:sz="36" w:space="0" w:color="000000" w:themeColor="text1"/>
-                          <w:bottom w:val="single" w:sz="18" w:space="6" w:color="8DD873" w:themeColor="accent6" w:themeTint="99"/>
-                        </w:pBdr>
-                        <w:spacing w:after="0"/>
-                        <w:rPr>
-                          <w:rStyle w:val="PlaceholderText"/>
-                          <w:i/>
-                          <w:iCs/>
-                          <w:color w:val="404040" w:themeColor="text1" w:themeTint="BF"/>
-                          <w:sz w:val="27"/>
-                          <w:szCs w:val="27"/>
-                        </w:rPr>
-                      </w:pPr>
-                    </w:p>
-                  </w:txbxContent>
-                </v:textbox>
-                <w10:wrap type="square" anchorx="margin"/>
-              </v:shape>
-            </w:pict>
-          </mc:Fallback>
-        </mc:AlternateContent>
-      </w:r>
-      <w:proofErr w:type="gramStart"/>
-      <w:r>
-        <w:rPr>
-          <w:sz w:val="36"/>
-          <w:szCs w:val="36"/>
-        </w:rPr>
-        <w:t>Subject</w:t>
-      </w:r>
-      <w:r>
-        <w:rPr>
-          <w:sz w:val="36"/>
-          <w:szCs w:val="36"/>
-        </w:rPr>
-        <w:t xml:space="preserve"> :</w:t>
-      </w:r>
-      <w:proofErr w:type="gramEnd"/>
-      <w:r>
-        <w:rPr>
-          <w:sz w:val="36"/>
-          <w:szCs w:val="36"/>
-        </w:rPr>
-        <w:t xml:space="preserve"> </w:t>
-      </w:r>
-      <w:r>
-        <w:rPr>
-          <w:sz w:val="36"/>
-          <w:szCs w:val="36"/>
-        </w:rPr>
-        <w:t>Request for Extension on Assignment submission</w:t>
+          <w:sz w:val="36"/>
+          <w:szCs w:val="36"/>
+        </w:rPr>
+        <w:t>Subject: Request for Extension on Assignment submission</w:t>
       </w:r>
     </w:p>
     <w:p>
       <w:pPr>
         <w:ind w:left="-1020"/>
-      </w:pPr>
+        <w:rPr>
+          <w:sz w:val="36"/>
+          <w:szCs w:val="36"/>
+        </w:rPr>
+      </w:pPr>
+    </w:p>
+    <w:p>
+      <w:pPr>
+        <w:ind w:left="-1020"/>
+        <w:rPr>
+          <w:sz w:val="36"/>
+          <w:szCs w:val="36"/>
+        </w:rPr>
+      </w:pPr>
+      <w:r>
+        <w:rPr>
+          <w:sz w:val="36"/>
+          <w:szCs w:val="36"/>
+        </w:rPr>
+        <w:t>Dear Teacher,</w:t>
+      </w:r>
+    </w:p>
+    <w:p>
+      <w:pPr>
+        <w:ind w:left="-1020"/>
+        <w:rPr>
+          <w:sz w:val="36"/>
+          <w:szCs w:val="36"/>
+        </w:rPr>
+      </w:pPr>
+      <w:r>
+        <w:rPr>
+          <w:sz w:val="36"/>
+          <w:szCs w:val="36"/>
+        </w:rPr>
+        <w:t>I hope you are well. I am writing to ask for a few more days to turn in my assignment, which is due on March 26, 2026. Some unexpected problems have come up that have made it hard for me to finish the assignment on time.</w:t>
+      </w:r>
+    </w:p>
+    <w:p>
+      <w:pPr>
+        <w:ind w:left="-1020"/>
+        <w:rPr>
+          <w:sz w:val="36"/>
+          <w:szCs w:val="36"/>
+        </w:rPr>
+      </w:pPr>
+      <w:r>
+        <w:rPr>
+          <w:sz w:val="36"/>
+          <w:szCs w:val="36"/>
+        </w:rPr>
+        <w:t>I'm very sorry if this causes you any trouble. I care about the quality of my work, so I would really appreciate it if I could have a few more days to finish the assignment.</w:t>
+      </w:r>
+    </w:p>
+    <w:p>
+      <w:pPr>
+        <w:ind w:left="-1020"/>
+        <w:rPr>
+          <w:sz w:val="36"/>
+          <w:szCs w:val="36"/>
+        </w:rPr>
+      </w:pPr>
+      <w:r>
+        <w:rPr>
+          <w:sz w:val="36"/>
+          <w:szCs w:val="36"/>
+        </w:rPr>
+        <w:t>Thanks a lot for your understanding and thoughtfulness.</w:t>
+      </w:r>
+    </w:p>
+    <w:p>
+      <w:pPr>
+        <w:ind w:left="-1020"/>
+        <w:rPr>
+          <w:sz w:val="36"/>
+          <w:szCs w:val="36"/>
+        </w:rPr>
+      </w:pPr>
+      <w:r>
+        <w:rPr>
+          <w:sz w:val="36"/>
+          <w:szCs w:val="36"/>
+        </w:rPr>
+        <w:t>Yours truly,</w:t>
+      </w:r>
+    </w:p>
+    <w:p>
+      <w:pPr>
+        <w:ind w:left="-1020"/>
+        <w:rPr>
+          <w:sz w:val="36"/>
+          <w:szCs w:val="36"/>
+        </w:rPr>
+      </w:pPr>
+      <w:r>
+        <w:rPr>
+          <w:sz w:val="36"/>
+          <w:szCs w:val="36"/>
+        </w:rPr>
+        <w:t>Bhashkar Kumar Pandey</w:t>
+      </w:r>
+    </w:p>
+    <w:p>
+      <w:pPr>
+        <w:ind w:left="-1020"/>
+        <w:rPr>
+          <w:sz w:val="36"/>
+          <w:szCs w:val="36"/>
+        </w:rPr>
+      </w:pPr>
+      <w:r>
+        <w:rPr>
+          <w:sz w:val="36"/>
+          <w:szCs w:val="36"/>
+        </w:rPr>
+        <w:t>Department of Computer Science</w:t>
+      </w:r>
     </w:p>
     <w:p>
       <w:pPr>
@@ -475,16 +235,15 @@
           <w:szCs w:val="48"/>
         </w:rPr>
         <w:lastRenderedPageBreak/>
-        <w:t xml:space="preserve">Email </w:t>
-      </w:r>
-      <w:proofErr w:type="gramStart"/>
+        <w:t>Email 2</w:t>
+      </w:r>
       <w:r>
         <w:rPr>
           <w:color w:val="4C94D8" w:themeColor="text2" w:themeTint="80"/>
           <w:sz w:val="48"/>
           <w:szCs w:val="48"/>
         </w:rPr>
-        <w:t>2</w:t>
+        <w:t>:</w:t>
       </w:r>
       <w:r>
         <w:rPr>
@@ -492,41 +251,46 @@
           <w:sz w:val="48"/>
           <w:szCs w:val="48"/>
         </w:rPr>
-        <w:t xml:space="preserve"> :</w:t>
-      </w:r>
-      <w:proofErr w:type="gramEnd"/>
-      <w:r>
-        <w:rPr>
-          <w:color w:val="4C94D8" w:themeColor="text2" w:themeTint="80"/>
+        <w:t xml:space="preserve"> an email from a student to an internship coordinator at a company, expressing interest in a summer internship opportunity</w:t>
+      </w:r>
+      <w:r>
+        <w:rPr>
           <w:sz w:val="48"/>
           <w:szCs w:val="48"/>
         </w:rPr>
-        <w:t xml:space="preserve"> an email from a student to an internship coordinator at a company, expressing interest in a summer internship </w:t>
-      </w:r>
-      <w:proofErr w:type="gramStart"/>
-      <w:r>
-        <w:rPr>
-          <w:color w:val="4C94D8" w:themeColor="text2" w:themeTint="80"/>
+        <w:t>.</w:t>
+      </w:r>
+    </w:p>
+    <w:p>
+      <w:pPr>
+        <w:ind w:left="-1191"/>
+        <w:jc w:val="both"/>
+        <w:rPr>
+          <w:sz w:val="36"/>
+          <w:szCs w:val="36"/>
+        </w:rPr>
+      </w:pPr>
+      <w:r>
+        <w:rPr>
+          <w:sz w:val="36"/>
+          <w:szCs w:val="36"/>
+        </w:rPr>
+        <w:t>Subject</w:t>
+      </w:r>
+      <w:r>
+        <w:rPr>
           <w:sz w:val="48"/>
           <w:szCs w:val="48"/>
         </w:rPr>
-        <w:t>opportunity</w:t>
-      </w:r>
-      <w:r>
-        <w:rPr>
-          <w:sz w:val="48"/>
-          <w:szCs w:val="48"/>
-        </w:rPr>
-        <w:t xml:space="preserve"> </w:t>
-      </w:r>
-      <w:r>
-        <w:rPr>
-          <w:sz w:val="48"/>
-          <w:szCs w:val="48"/>
-        </w:rPr>
-        <w:t>.</w:t>
-      </w:r>
-      <w:proofErr w:type="gramEnd"/>
+        <w:t xml:space="preserve">: </w:t>
+      </w:r>
+      <w:r>
+        <w:rPr>
+          <w:sz w:val="36"/>
+          <w:szCs w:val="36"/>
+        </w:rPr>
+        <w:t>Application for Summer Internship Opportunity</w:t>
+      </w:r>
     </w:p>
     <w:p>
       <w:pPr>
@@ -539,462 +303,112 @@
       </w:pPr>
       <w:r>
         <w:rPr>
-          <w:noProof/>
-          <w:sz w:val="48"/>
-          <w:szCs w:val="48"/>
-        </w:rPr>
-        <mc:AlternateContent>
-          <mc:Choice Requires="wps">
-            <w:drawing>
-              <wp:anchor distT="91440" distB="91440" distL="114300" distR="114300" simplePos="0" relativeHeight="251660288" behindDoc="0" locked="0" layoutInCell="1" allowOverlap="1" wp14:anchorId="6D3C329F" wp14:editId="4D99D756">
-                <wp:simplePos x="0" y="0"/>
-                <wp:positionH relativeFrom="margin">
-                  <wp:posOffset>-786856</wp:posOffset>
-                </wp:positionH>
-                <wp:positionV relativeFrom="paragraph">
-                  <wp:posOffset>529681</wp:posOffset>
-                </wp:positionV>
-                <wp:extent cx="7340600" cy="6324600"/>
-                <wp:effectExtent l="0" t="0" r="0" b="0"/>
-                <wp:wrapSquare wrapText="bothSides"/>
-                <wp:docPr id="403035589" name="Text Box 2"/>
-                <wp:cNvGraphicFramePr>
-                  <a:graphicFrameLocks xmlns:a="http://schemas.openxmlformats.org/drawingml/2006/main"/>
-                </wp:cNvGraphicFramePr>
-                <a:graphic xmlns:a="http://schemas.openxmlformats.org/drawingml/2006/main">
-                  <a:graphicData uri="http://schemas.microsoft.com/office/word/2010/wordprocessingShape">
-                    <wps:wsp>
-                      <wps:cNvSpPr txBox="1">
-                        <a:spLocks noChangeArrowheads="1"/>
-                      </wps:cNvSpPr>
-                      <wps:spPr bwMode="auto">
-                        <a:xfrm>
-                          <a:off x="0" y="0"/>
-                          <a:ext cx="7340600" cy="6324600"/>
-                        </a:xfrm>
-                        <a:prstGeom prst="rect">
-                          <a:avLst/>
-                        </a:prstGeom>
-                        <a:noFill/>
-                        <a:ln w="9525">
-                          <a:noFill/>
-                          <a:miter lim="800000"/>
-                          <a:headEnd/>
-                          <a:tailEnd/>
-                        </a:ln>
-                      </wps:spPr>
-                      <wps:txbx>
-                        <w:txbxContent>
-                          <w:p>
-                            <w:pPr>
-                              <w:pBdr>
-                                <w:right w:val="single" w:sz="12" w:space="8" w:color="E97132" w:themeColor="accent2"/>
-                              </w:pBdr>
-                              <w:spacing w:before="160"/>
-                              <w:rPr>
-                                <w:caps/>
-                                <w:color w:val="000000" w:themeColor="text1"/>
-                                <w:sz w:val="36"/>
-                                <w:szCs w:val="36"/>
-                              </w:rPr>
-                            </w:pPr>
-                            <w:r>
-                              <w:rPr>
-                                <w:caps/>
-                                <w:color w:val="000000" w:themeColor="text1"/>
-                                <w:sz w:val="36"/>
-                                <w:szCs w:val="36"/>
-                              </w:rPr>
-                              <w:t>Dear Sir/Madam,</w:t>
-                            </w:r>
-                          </w:p>
-                          <w:p>
-                            <w:pPr>
-                              <w:pBdr>
-                                <w:right w:val="single" w:sz="12" w:space="8" w:color="E97132" w:themeColor="accent2"/>
-                              </w:pBdr>
-                              <w:spacing w:before="160"/>
-                              <w:rPr>
-                                <w:caps/>
-                                <w:color w:val="000000" w:themeColor="text1"/>
-                                <w:sz w:val="36"/>
-                                <w:szCs w:val="36"/>
-                              </w:rPr>
-                            </w:pPr>
-                            <w:r>
-                              <w:rPr>
-                                <w:caps/>
-                                <w:color w:val="000000" w:themeColor="text1"/>
-                                <w:sz w:val="36"/>
-                                <w:szCs w:val="36"/>
-                              </w:rPr>
-                              <w:t>I hope this message finds you well. My name is Bhashkar Kumar Pandey, and I am currently pursuing Computer Science Engineering at VIT Bhopal University.</w:t>
-                            </w:r>
-                          </w:p>
-                          <w:p>
-                            <w:pPr>
-                              <w:pBdr>
-                                <w:right w:val="single" w:sz="12" w:space="8" w:color="E97132" w:themeColor="accent2"/>
-                              </w:pBdr>
-                              <w:spacing w:before="160"/>
-                              <w:rPr>
-                                <w:caps/>
-                                <w:color w:val="000000" w:themeColor="text1"/>
-                                <w:sz w:val="36"/>
-                                <w:szCs w:val="36"/>
-                              </w:rPr>
-                            </w:pPr>
-                            <w:r>
-                              <w:rPr>
-                                <w:caps/>
-                                <w:color w:val="000000" w:themeColor="text1"/>
-                                <w:sz w:val="36"/>
-                                <w:szCs w:val="36"/>
-                              </w:rPr>
-                              <w:t>I am writing to express my interest in a summer internship opportunity at your organization. I am eager to enhance my technical skills and gain practical experience in a professional environment. I have a strong interest in programming and problem-solving, and I am continuously working on improving my coding abilities.</w:t>
-                            </w:r>
-                          </w:p>
-                          <w:p>
-                            <w:pPr>
-                              <w:pBdr>
-                                <w:right w:val="single" w:sz="12" w:space="8" w:color="E97132" w:themeColor="accent2"/>
-                              </w:pBdr>
-                              <w:spacing w:before="160"/>
-                              <w:rPr>
-                                <w:caps/>
-                                <w:color w:val="000000" w:themeColor="text1"/>
-                                <w:sz w:val="36"/>
-                                <w:szCs w:val="36"/>
-                              </w:rPr>
-                            </w:pPr>
-                            <w:r>
-                              <w:rPr>
-                                <w:caps/>
-                                <w:color w:val="000000" w:themeColor="text1"/>
-                                <w:sz w:val="36"/>
-                                <w:szCs w:val="36"/>
-                              </w:rPr>
-                              <w:t>I would be grateful if you could consider my application for any suitable internship roles. I am willing to learn and contribute to your team.</w:t>
-                            </w:r>
-                          </w:p>
-                          <w:p>
-                            <w:pPr>
-                              <w:pBdr>
-                                <w:right w:val="single" w:sz="12" w:space="8" w:color="E97132" w:themeColor="accent2"/>
-                              </w:pBdr>
-                              <w:spacing w:before="160"/>
-                              <w:rPr>
-                                <w:caps/>
-                                <w:color w:val="000000" w:themeColor="text1"/>
-                                <w:sz w:val="36"/>
-                                <w:szCs w:val="36"/>
-                              </w:rPr>
-                            </w:pPr>
-                            <w:r>
-                              <w:rPr>
-                                <w:caps/>
-                                <w:color w:val="000000" w:themeColor="text1"/>
-                                <w:sz w:val="36"/>
-                                <w:szCs w:val="36"/>
-                              </w:rPr>
-                              <w:t>Thank you for your time and consideration.</w:t>
-                            </w:r>
-                          </w:p>
-                          <w:p>
-                            <w:pPr>
-                              <w:pBdr>
-                                <w:right w:val="single" w:sz="12" w:space="8" w:color="E97132" w:themeColor="accent2"/>
-                              </w:pBdr>
-                              <w:spacing w:before="160"/>
-                              <w:rPr>
-                                <w:caps/>
-                                <w:color w:val="000000" w:themeColor="text1"/>
-                                <w:sz w:val="36"/>
-                                <w:szCs w:val="36"/>
-                              </w:rPr>
-                            </w:pPr>
-                            <w:r>
-                              <w:rPr>
-                                <w:caps/>
-                                <w:color w:val="000000" w:themeColor="text1"/>
-                                <w:sz w:val="36"/>
-                                <w:szCs w:val="36"/>
-                              </w:rPr>
-                              <w:t>Yours sincerely,</w:t>
-                            </w:r>
-                            <w:r>
-                              <w:rPr>
-                                <w:caps/>
-                                <w:color w:val="000000" w:themeColor="text1"/>
-                                <w:sz w:val="36"/>
-                                <w:szCs w:val="36"/>
-                              </w:rPr>
-                              <w:br/>
-                              <w:t>Bhashkar Kumar Pandey</w:t>
-                            </w:r>
-                          </w:p>
-                          <w:p>
-                            <w:pPr>
-                              <w:pBdr>
-                                <w:right w:val="single" w:sz="12" w:space="8" w:color="E97132" w:themeColor="accent2"/>
-                              </w:pBdr>
-                              <w:spacing w:before="160"/>
-                              <w:rPr>
-                                <w:caps/>
-                                <w:color w:val="000000" w:themeColor="text1"/>
-                                <w:sz w:val="36"/>
-                                <w:szCs w:val="36"/>
-                              </w:rPr>
-                            </w:pPr>
-                          </w:p>
-                          <w:p>
-                            <w:pPr>
-                              <w:pBdr>
-                                <w:top w:val="single" w:sz="36" w:space="6" w:color="000000" w:themeColor="text1"/>
-                                <w:bottom w:val="single" w:sz="18" w:space="6" w:color="8DD873" w:themeColor="accent6" w:themeTint="99"/>
-                              </w:pBdr>
-                              <w:spacing w:after="0"/>
-                              <w:rPr>
-                                <w:rStyle w:val="PlaceholderText"/>
-                                <w:i/>
-                                <w:iCs/>
-                                <w:color w:val="404040" w:themeColor="text1" w:themeTint="BF"/>
-                                <w:sz w:val="27"/>
-                                <w:szCs w:val="27"/>
-                              </w:rPr>
-                            </w:pPr>
-                          </w:p>
-                        </w:txbxContent>
-                      </wps:txbx>
-                      <wps:bodyPr rot="0" vert="horz" wrap="square" lIns="91440" tIns="45720" rIns="91440" bIns="45720" anchor="t" anchorCtr="0">
-                        <a:noAutofit/>
-                      </wps:bodyPr>
-                    </wps:wsp>
-                  </a:graphicData>
-                </a:graphic>
-                <wp14:sizeRelH relativeFrom="margin">
-                  <wp14:pctWidth>0</wp14:pctWidth>
-                </wp14:sizeRelH>
-                <wp14:sizeRelV relativeFrom="margin">
-                  <wp14:pctHeight>0</wp14:pctHeight>
-                </wp14:sizeRelV>
-              </wp:anchor>
-            </w:drawing>
-          </mc:Choice>
-          <mc:Fallback>
-            <w:pict>
-              <v:shape w14:anchorId="6D3C329F" id="_x0000_s1027" type="#_x0000_t202" style="position:absolute;left:0;text-align:left;margin-left:-61.95pt;margin-top:41.7pt;width:578pt;height:498pt;z-index:251660288;visibility:visible;mso-wrap-style:square;mso-width-percent:0;mso-height-percent:0;mso-wrap-distance-left:9pt;mso-wrap-distance-top:7.2pt;mso-wrap-distance-right:9pt;mso-wrap-distance-bottom:7.2pt;mso-position-horizontal:absolute;mso-position-horizontal-relative:margin;mso-position-vertical:absolute;mso-position-vertical-relative:text;mso-width-percent:0;mso-height-percent:0;mso-width-relative:margin;mso-height-relative:margin;v-text-anchor:top" o:gfxdata="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" filled="f" stroked="f">
-                <v:textbox>
-                  <w:txbxContent>
-                    <w:p>
-                      <w:pPr>
-                        <w:pBdr>
-                          <w:right w:val="single" w:sz="12" w:space="8" w:color="E97132" w:themeColor="accent2"/>
-                        </w:pBdr>
-                        <w:spacing w:before="160"/>
-                        <w:rPr>
-                          <w:caps/>
-                          <w:color w:val="000000" w:themeColor="text1"/>
-                          <w:sz w:val="36"/>
-                          <w:szCs w:val="36"/>
-                        </w:rPr>
-                      </w:pPr>
-                      <w:r>
-                        <w:rPr>
-                          <w:caps/>
-                          <w:color w:val="000000" w:themeColor="text1"/>
-                          <w:sz w:val="36"/>
-                          <w:szCs w:val="36"/>
-                        </w:rPr>
-                        <w:t>Dear Sir/Madam,</w:t>
-                      </w:r>
-                    </w:p>
-                    <w:p>
-                      <w:pPr>
-                        <w:pBdr>
-                          <w:right w:val="single" w:sz="12" w:space="8" w:color="E97132" w:themeColor="accent2"/>
-                        </w:pBdr>
-                        <w:spacing w:before="160"/>
-                        <w:rPr>
-                          <w:caps/>
-                          <w:color w:val="000000" w:themeColor="text1"/>
-                          <w:sz w:val="36"/>
-                          <w:szCs w:val="36"/>
-                        </w:rPr>
-                      </w:pPr>
-                      <w:r>
-                        <w:rPr>
-                          <w:caps/>
-                          <w:color w:val="000000" w:themeColor="text1"/>
-                          <w:sz w:val="36"/>
-                          <w:szCs w:val="36"/>
-                        </w:rPr>
-                        <w:t>I hope this message finds you well. My name is Bhashkar Kumar Pandey, and I am currently pursuing Computer Science Engineering at VIT Bhopal University.</w:t>
-                      </w:r>
-                    </w:p>
-                    <w:p>
-                      <w:pPr>
-                        <w:pBdr>
-                          <w:right w:val="single" w:sz="12" w:space="8" w:color="E97132" w:themeColor="accent2"/>
-                        </w:pBdr>
-                        <w:spacing w:before="160"/>
-                        <w:rPr>
-                          <w:caps/>
-                          <w:color w:val="000000" w:themeColor="text1"/>
-                          <w:sz w:val="36"/>
-                          <w:szCs w:val="36"/>
-                        </w:rPr>
-                      </w:pPr>
-                      <w:r>
-                        <w:rPr>
-                          <w:caps/>
-                          <w:color w:val="000000" w:themeColor="text1"/>
-                          <w:sz w:val="36"/>
-                          <w:szCs w:val="36"/>
-                        </w:rPr>
-                        <w:t>I am writing to express my interest in a summer internship opportunity at your organization. I am eager to enhance my technical skills and gain practical experience in a professional environment. I have a strong interest in programming and problem-solving, and I am continuously working on improving my coding abilities.</w:t>
-                      </w:r>
-                    </w:p>
-                    <w:p>
-                      <w:pPr>
-                        <w:pBdr>
-                          <w:right w:val="single" w:sz="12" w:space="8" w:color="E97132" w:themeColor="accent2"/>
-                        </w:pBdr>
-                        <w:spacing w:before="160"/>
-                        <w:rPr>
-                          <w:caps/>
-                          <w:color w:val="000000" w:themeColor="text1"/>
-                          <w:sz w:val="36"/>
-                          <w:szCs w:val="36"/>
-                        </w:rPr>
-                      </w:pPr>
-                      <w:r>
-                        <w:rPr>
-                          <w:caps/>
-                          <w:color w:val="000000" w:themeColor="text1"/>
-                          <w:sz w:val="36"/>
-                          <w:szCs w:val="36"/>
-                        </w:rPr>
-                        <w:t>I would be grateful if you could consider my application for any suitable internship roles. I am willing to learn and contribute to your team.</w:t>
-                      </w:r>
-                    </w:p>
-                    <w:p>
-                      <w:pPr>
-                        <w:pBdr>
-                          <w:right w:val="single" w:sz="12" w:space="8" w:color="E97132" w:themeColor="accent2"/>
-                        </w:pBdr>
-                        <w:spacing w:before="160"/>
-                        <w:rPr>
-                          <w:caps/>
-                          <w:color w:val="000000" w:themeColor="text1"/>
-                          <w:sz w:val="36"/>
-                          <w:szCs w:val="36"/>
-                        </w:rPr>
-                      </w:pPr>
-                      <w:r>
-                        <w:rPr>
-                          <w:caps/>
-                          <w:color w:val="000000" w:themeColor="text1"/>
-                          <w:sz w:val="36"/>
-                          <w:szCs w:val="36"/>
-                        </w:rPr>
-                        <w:t>Thank you for your time and consideration.</w:t>
-                      </w:r>
-                    </w:p>
-                    <w:p>
-                      <w:pPr>
-                        <w:pBdr>
-                          <w:right w:val="single" w:sz="12" w:space="8" w:color="E97132" w:themeColor="accent2"/>
-                        </w:pBdr>
-                        <w:spacing w:before="160"/>
-                        <w:rPr>
-                          <w:caps/>
-                          <w:color w:val="000000" w:themeColor="text1"/>
-                          <w:sz w:val="36"/>
-                          <w:szCs w:val="36"/>
-                        </w:rPr>
-                      </w:pPr>
-                      <w:r>
-                        <w:rPr>
-                          <w:caps/>
-                          <w:color w:val="000000" w:themeColor="text1"/>
-                          <w:sz w:val="36"/>
-                          <w:szCs w:val="36"/>
-                        </w:rPr>
-                        <w:t>Yours sincerely,</w:t>
-                      </w:r>
-                      <w:r>
-                        <w:rPr>
-                          <w:caps/>
-                          <w:color w:val="000000" w:themeColor="text1"/>
-                          <w:sz w:val="36"/>
-                          <w:szCs w:val="36"/>
-                        </w:rPr>
-                        <w:br/>
-                        <w:t>Bhashkar Kumar Pandey</w:t>
-                      </w:r>
-                    </w:p>
-                    <w:p>
-                      <w:pPr>
-                        <w:pBdr>
-                          <w:right w:val="single" w:sz="12" w:space="8" w:color="E97132" w:themeColor="accent2"/>
-                        </w:pBdr>
-                        <w:spacing w:before="160"/>
-                        <w:rPr>
-                          <w:caps/>
-                          <w:color w:val="000000" w:themeColor="text1"/>
-                          <w:sz w:val="36"/>
-                          <w:szCs w:val="36"/>
-                        </w:rPr>
-                      </w:pPr>
-                    </w:p>
-                    <w:p>
-                      <w:pPr>
-                        <w:pBdr>
-                          <w:top w:val="single" w:sz="36" w:space="6" w:color="000000" w:themeColor="text1"/>
-                          <w:bottom w:val="single" w:sz="18" w:space="6" w:color="8DD873" w:themeColor="accent6" w:themeTint="99"/>
-                        </w:pBdr>
-                        <w:spacing w:after="0"/>
-                        <w:rPr>
-                          <w:rStyle w:val="PlaceholderText"/>
-                          <w:i/>
-                          <w:iCs/>
-                          <w:color w:val="404040" w:themeColor="text1" w:themeTint="BF"/>
-                          <w:sz w:val="27"/>
-                          <w:szCs w:val="27"/>
-                        </w:rPr>
-                      </w:pPr>
-                    </w:p>
-                  </w:txbxContent>
-                </v:textbox>
-                <w10:wrap type="square" anchorx="margin"/>
-              </v:shape>
-            </w:pict>
-          </mc:Fallback>
-        </mc:AlternateContent>
-      </w:r>
-      <w:proofErr w:type="gramStart"/>
-      <w:r>
-        <w:rPr>
-          <w:sz w:val="48"/>
-          <w:szCs w:val="48"/>
-        </w:rPr>
-        <w:t>Subject :</w:t>
-      </w:r>
-      <w:proofErr w:type="gramEnd"/>
-      <w:r>
-        <w:rPr>
-          <w:sz w:val="48"/>
-          <w:szCs w:val="48"/>
-        </w:rPr>
-        <w:t xml:space="preserve"> </w:t>
-      </w:r>
-      <w:r>
-        <w:rPr>
-          <w:sz w:val="36"/>
-          <w:szCs w:val="36"/>
-        </w:rPr>
-        <w:t>Application for Summer Internship Opportunity</w:t>
+          <w:sz w:val="36"/>
+          <w:szCs w:val="36"/>
+        </w:rPr>
+        <w:t>Dear Teacher,</w:t>
+      </w:r>
+    </w:p>
+    <w:p>
+      <w:pPr>
+        <w:ind w:left="-1191"/>
+        <w:jc w:val="both"/>
+        <w:rPr>
+          <w:sz w:val="36"/>
+          <w:szCs w:val="36"/>
+        </w:rPr>
+      </w:pPr>
+      <w:r>
+        <w:rPr>
+          <w:sz w:val="36"/>
+          <w:szCs w:val="36"/>
+        </w:rPr>
+        <w:t>I hope you are well. I want to write to you to ask for more time to turn in my assignment, which is due on March 26, 2026. I have some problems that I didn't expect, and it's been hard for me to get my work done on time.</w:t>
+      </w:r>
+    </w:p>
+    <w:p>
+      <w:pPr>
+        <w:ind w:left="-1191"/>
+        <w:jc w:val="both"/>
+        <w:rPr>
+          <w:sz w:val="36"/>
+          <w:szCs w:val="36"/>
+        </w:rPr>
+      </w:pPr>
+      <w:r>
+        <w:rPr>
+          <w:sz w:val="36"/>
+          <w:szCs w:val="36"/>
+        </w:rPr>
+        <w:t>I'm sorry if this causes you any trouble. I want to do the best job I can on my assignment, and I would really appreciate it if you would let me have a little more time to finish it.</w:t>
+      </w:r>
+    </w:p>
+    <w:p>
+      <w:pPr>
+        <w:ind w:left="-1191"/>
+        <w:jc w:val="both"/>
+        <w:rPr>
+          <w:sz w:val="36"/>
+          <w:szCs w:val="36"/>
+        </w:rPr>
+      </w:pPr>
+      <w:r>
+        <w:rPr>
+          <w:sz w:val="36"/>
+          <w:szCs w:val="36"/>
+        </w:rPr>
+        <w:t>Thanks a lot for being so kind.</w:t>
+      </w:r>
+    </w:p>
+    <w:p>
+      <w:pPr>
+        <w:ind w:left="-1191"/>
+        <w:jc w:val="both"/>
+        <w:rPr>
+          <w:sz w:val="36"/>
+          <w:szCs w:val="36"/>
+        </w:rPr>
+      </w:pPr>
+      <w:r>
+        <w:rPr>
+          <w:sz w:val="36"/>
+          <w:szCs w:val="36"/>
+        </w:rPr>
+        <w:t>Sincerely,</w:t>
+      </w:r>
+    </w:p>
+    <w:p>
+      <w:pPr>
+        <w:ind w:left="-1191"/>
+        <w:jc w:val="both"/>
+        <w:rPr>
+          <w:sz w:val="36"/>
+          <w:szCs w:val="36"/>
+        </w:rPr>
+      </w:pPr>
+      <w:r>
+        <w:rPr>
+          <w:sz w:val="36"/>
+          <w:szCs w:val="36"/>
+        </w:rPr>
+        <w:t>Bhashkar Kumar Pandey</w:t>
+      </w:r>
+    </w:p>
+    <w:p>
+      <w:pPr>
+        <w:ind w:left="-1191"/>
+        <w:jc w:val="both"/>
+        <w:rPr>
+          <w:sz w:val="36"/>
+          <w:szCs w:val="36"/>
+        </w:rPr>
+      </w:pPr>
+      <w:r>
+        <w:rPr>
+          <w:sz w:val="36"/>
+          <w:szCs w:val="36"/>
+        </w:rPr>
+        <w:t>Computer Science Department</w:t>
       </w:r>
     </w:p>
     <w:p>
@@ -1657,6 +1071,7 @@
   <w:style w:type="character" w:default="1" w:styleId="DefaultParagraphFont">
     <w:name w:val="Default Paragraph Font"/>
     <w:uiPriority w:val="1"/>
+    <w:semiHidden/>
     <w:unhideWhenUsed/>
   </w:style>
   <w:style w:type="table" w:default="1" w:styleId="TableNormal">
@@ -2298,4 +1713,16 @@
     </a:ext>
   </a:extLst>
 </a:theme>
+</file>
+
+<file path=customXml/item1.xml><?xml version="1.0" encoding="utf-8"?>
+<b:Sources xmlns:b="http://schemas.openxmlformats.org/officeDocument/2006/bibliography" xmlns="http://schemas.openxmlformats.org/officeDocument/2006/bibliography" SelectedStyle="\APASixthEditionOfficeOnline.xsl" StyleName="APA" Version="6"/>
+</file>
+
+<file path=customXml/itemProps1.xml><?xml version="1.0" encoding="utf-8"?>
+<ds:datastoreItem xmlns:ds="http://schemas.openxmlformats.org/officeDocument/2006/customXml" ds:itemID="{AE282306-0B2A-4D7A-95CB-7181472625EF}">
+  <ds:schemaRefs>
+    <ds:schemaRef ds:uri="http://schemas.openxmlformats.org/officeDocument/2006/bibliography"/>
+  </ds:schemaRefs>
+</ds:datastoreItem>
 </file>